--- a/lessons/2-11-group1/homework.docx
+++ b/lessons/2-11-group1/homework.docx
@@ -115,7 +115,7 @@
           <wp:inline distT="0" distB="0" distL="0" distR="0">
             <wp:extent cx="1047750" cy="790575"/>
             <wp:effectExtent t="0" r="0" b="0" l="0"/>
-            <wp:docPr id="1" name="" descr="" title=""/>
+            <wp:docPr id="1" name="Decimal" descr="Picture illustrating the vocabulary word &quot;Decimal&quot;" title="Decimal"/>
             <wp:cNvGraphicFramePr>
               <a:graphicFrameLocks xmlns:a="http://schemas.openxmlformats.org/drawingml/2006/main" noChangeAspect="1"/>
             </wp:cNvGraphicFramePr>
@@ -161,10 +161,10 @@
           <w:b/>
           <w:bCs/>
         </w:rPr>
-        <w:t xml:space="preserve">Add and Subtract Decimals (Sumar y restar decimales)</w:t>
-      </w:r>
-      <w:r>
-        <w:t xml:space="preserve"> — Combine or find the difference between decimals by lining up equal place values.</w:t>
+        <w:t xml:space="preserve">Decimal (Decimal)</w:t>
+      </w:r>
+      <w:r>
+        <w:t xml:space="preserve"> — A number with a dot, like 0.5, that shows a part less than one.</w:t>
       </w:r>
     </w:p>
     <w:p>
@@ -176,9 +176,9 @@
       <w:r>
         <w:drawing>
           <wp:inline distT="0" distB="0" distL="0" distR="0">
-            <wp:extent cx="1047750" cy="790575"/>
+            <wp:extent cx="1047750" cy="628650"/>
             <wp:effectExtent t="0" r="0" b="0" l="0"/>
-            <wp:docPr id="1" name="" descr="" title=""/>
+            <wp:docPr id="1" name="Place value" descr="Picture illustrating the vocabulary word &quot;Place value&quot;" title="Place value"/>
             <wp:cNvGraphicFramePr>
               <a:graphicFrameLocks xmlns:a="http://schemas.openxmlformats.org/drawingml/2006/main" noChangeAspect="1"/>
             </wp:cNvGraphicFramePr>
@@ -201,7 +201,7 @@
                   <pic:spPr bwMode="auto">
                     <a:xfrm>
                       <a:off x="0" y="0"/>
-                      <a:ext cx="1047750" cy="790575"/>
+                      <a:ext cx="1047750" cy="628650"/>
                     </a:xfrm>
                     <a:prstGeom prst="rect">
                       <a:avLst/>
@@ -224,10 +224,10 @@
           <w:b/>
           <w:bCs/>
         </w:rPr>
-        <w:t xml:space="preserve">Decimal (Decimal)</w:t>
-      </w:r>
-      <w:r>
-        <w:t xml:space="preserve"> — A number with a dot, like 0.5, that shows a part less than one.</w:t>
+        <w:t xml:space="preserve">Place value (Valor posicional)</w:t>
+      </w:r>
+      <w:r>
+        <w:t xml:space="preserve"> — What a digit is worth based on where it sits in a number.</w:t>
       </w:r>
     </w:p>
     <w:p>
@@ -241,7 +241,7 @@
           <wp:inline distT="0" distB="0" distL="0" distR="0">
             <wp:extent cx="1047750" cy="628650"/>
             <wp:effectExtent t="0" r="0" b="0" l="0"/>
-            <wp:docPr id="1" name="" descr="" title=""/>
+            <wp:docPr id="1" name="Tenths" descr="Picture illustrating the vocabulary word &quot;Tenths&quot;" title="Tenths"/>
             <wp:cNvGraphicFramePr>
               <a:graphicFrameLocks xmlns:a="http://schemas.openxmlformats.org/drawingml/2006/main" noChangeAspect="1"/>
             </wp:cNvGraphicFramePr>
@@ -287,10 +287,10 @@
           <w:b/>
           <w:bCs/>
         </w:rPr>
-        <w:t xml:space="preserve">Place value (Valor posicional)</w:t>
-      </w:r>
-      <w:r>
-        <w:t xml:space="preserve"> — What a digit is worth based on where it sits in a number.</w:t>
+        <w:t xml:space="preserve">Tenths (Décimas)</w:t>
+      </w:r>
+      <w:r>
+        <w:t xml:space="preserve"> — The first spot after the decimal point. It shows parts out of 10.</w:t>
       </w:r>
     </w:p>
     <w:p>
@@ -304,7 +304,7 @@
           <wp:inline distT="0" distB="0" distL="0" distR="0">
             <wp:extent cx="1047750" cy="628650"/>
             <wp:effectExtent t="0" r="0" b="0" l="0"/>
-            <wp:docPr id="1" name="" descr="" title=""/>
+            <wp:docPr id="1" name="Hundredths" descr="Picture illustrating the vocabulary word &quot;Hundredths&quot;" title="Hundredths"/>
             <wp:cNvGraphicFramePr>
               <a:graphicFrameLocks xmlns:a="http://schemas.openxmlformats.org/drawingml/2006/main" noChangeAspect="1"/>
             </wp:cNvGraphicFramePr>
@@ -350,10 +350,10 @@
           <w:b/>
           <w:bCs/>
         </w:rPr>
-        <w:t xml:space="preserve">Tenths (Décimas)</w:t>
-      </w:r>
-      <w:r>
-        <w:t xml:space="preserve"> — The first spot after the decimal point. It shows parts out of 10.</w:t>
+        <w:t xml:space="preserve">Hundredths (Centésimas)</w:t>
+      </w:r>
+      <w:r>
+        <w:t xml:space="preserve"> — The second spot after the decimal point. It shows parts out of 100.</w:t>
       </w:r>
     </w:p>
     <w:p>
@@ -365,9 +365,9 @@
       <w:r>
         <w:drawing>
           <wp:inline distT="0" distB="0" distL="0" distR="0">
-            <wp:extent cx="1047750" cy="628650"/>
+            <wp:extent cx="1047750" cy="790575"/>
             <wp:effectExtent t="0" r="0" b="0" l="0"/>
-            <wp:docPr id="1" name="" descr="" title=""/>
+            <wp:docPr id="1" name="Annex zeros" descr="Picture illustrating the vocabulary word &quot;Annex zeros&quot;" title="Annex zeros"/>
             <wp:cNvGraphicFramePr>
               <a:graphicFrameLocks xmlns:a="http://schemas.openxmlformats.org/drawingml/2006/main" noChangeAspect="1"/>
             </wp:cNvGraphicFramePr>
@@ -381,70 +381,7 @@
                     </pic:cNvPicPr>
                   </pic:nvPicPr>
                   <pic:blipFill>
-                    <a:blip r:embed="rId11" cstate="none"/>
-                    <a:srcRect/>
-                    <a:stretch>
-                      <a:fillRect/>
-                    </a:stretch>
-                  </pic:blipFill>
-                  <pic:spPr bwMode="auto">
-                    <a:xfrm>
-                      <a:off x="0" y="0"/>
-                      <a:ext cx="1047750" cy="628650"/>
-                    </a:xfrm>
-                    <a:prstGeom prst="rect">
-                      <a:avLst/>
-                    </a:prstGeom>
-                  </pic:spPr>
-                </pic:pic>
-              </a:graphicData>
-            </a:graphic>
-          </wp:inline>
-        </w:drawing>
-      </w:r>
-    </w:p>
-    <w:p>
-      <w:pPr>
-        <w:keepNext/>
-        <w:spacing w:after="120"/>
-      </w:pPr>
-      <w:r>
-        <w:rPr>
-          <w:b/>
-          <w:bCs/>
-        </w:rPr>
-        <w:t xml:space="preserve">Hundredths (Centésimas)</w:t>
-      </w:r>
-      <w:r>
-        <w:t xml:space="preserve"> — The second spot after the decimal point. It shows parts out of 100.</w:t>
-      </w:r>
-    </w:p>
-    <w:p>
-      <w:pPr>
-        <w:keepNext/>
-        <w:spacing w:after="20" w:before="80"/>
-        <w:jc w:val="center"/>
-      </w:pPr>
-      <w:r>
-        <w:drawing>
-          <wp:inline distT="0" distB="0" distL="0" distR="0">
-            <wp:extent cx="1047750" cy="790575"/>
-            <wp:effectExtent t="0" r="0" b="0" l="0"/>
-            <wp:docPr id="1" name="" descr="" title=""/>
-            <wp:cNvGraphicFramePr>
-              <a:graphicFrameLocks xmlns:a="http://schemas.openxmlformats.org/drawingml/2006/main" noChangeAspect="1"/>
-            </wp:cNvGraphicFramePr>
-            <a:graphic xmlns:a="http://schemas.openxmlformats.org/drawingml/2006/main">
-              <a:graphicData uri="http://schemas.openxmlformats.org/drawingml/2006/picture">
-                <pic:pic xmlns:pic="http://schemas.openxmlformats.org/drawingml/2006/picture">
-                  <pic:nvPicPr>
-                    <pic:cNvPr id="0" name="" descr=""/>
-                    <pic:cNvPicPr>
-                      <a:picLocks noChangeAspect="1" noChangeArrowheads="1"/>
-                    </pic:cNvPicPr>
-                  </pic:nvPicPr>
-                  <pic:blipFill>
-                    <a:blip r:embed="rId8" cstate="none"/>
+                    <a:blip r:embed="rId7" cstate="none"/>
                     <a:srcRect/>
                     <a:stretch>
                       <a:fillRect/>
@@ -524,7 +461,7 @@
         <w:spacing w:after="40" w:before="0"/>
       </w:pPr>
       <w:r>
-        <w:t xml:space="preserve">     A. 18.45</w:t>
+        <w:t xml:space="preserve">     A. 17.45</w:t>
       </w:r>
     </w:p>
     <w:p>
@@ -540,7 +477,7 @@
         <w:spacing w:after="40" w:before="0"/>
       </w:pPr>
       <w:r>
-        <w:t xml:space="preserve">     C. 17.45</w:t>
+        <w:t xml:space="preserve">     C. 18.45</w:t>
       </w:r>
     </w:p>
     <w:p>
@@ -579,15 +516,15 @@
         <w:spacing w:after="40" w:before="0"/>
       </w:pPr>
       <w:r>
-        <w:t xml:space="preserve">     A. 12.82</w:t>
-      </w:r>
-    </w:p>
-    <w:p>
-      <w:pPr>
-        <w:spacing w:after="40" w:before="0"/>
-      </w:pPr>
-      <w:r>
-        <w:t xml:space="preserve">     B. 13.82</w:t>
+        <w:t xml:space="preserve">     A. 12.18</w:t>
+      </w:r>
+    </w:p>
+    <w:p>
+      <w:pPr>
+        <w:spacing w:after="40" w:before="0"/>
+      </w:pPr>
+      <w:r>
+        <w:t xml:space="preserve">     B. 12.82</w:t>
       </w:r>
     </w:p>
     <w:p>
@@ -603,7 +540,7 @@
         <w:spacing w:after="40" w:before="0"/>
       </w:pPr>
       <w:r>
-        <w:t xml:space="preserve">     D. 12.18</w:t>
+        <w:t xml:space="preserve">     D. 13.82</w:t>
       </w:r>
     </w:p>
     <w:p>
@@ -626,39 +563,39 @@
           <w:b/>
           <w:bCs/>
         </w:rPr>
-        <w:t xml:space="preserve">3. Spot the Mistake — Subtracting Without a Placeholder</w:t>
-      </w:r>
-    </w:p>
-    <w:p>
-      <w:pPr>
-        <w:spacing w:after="40" w:before="0"/>
-      </w:pPr>
-      <w:r>
-        <w:t xml:space="preserve">   Step 1 (Problem): Subtract 12.5 − 3.45</w:t>
-      </w:r>
-    </w:p>
-    <w:p>
-      <w:pPr>
-        <w:spacing w:after="40" w:before="0"/>
-      </w:pPr>
-      <w:r>
-        <w:t xml:space="preserve">   Step 2 (Set up): Left 12.5 as one decimal place instead of annexing a zero</w:t>
-      </w:r>
-    </w:p>
-    <w:p>
-      <w:pPr>
-        <w:spacing w:after="40" w:before="0"/>
-      </w:pPr>
-      <w:r>
-        <w:t xml:space="preserve">   Step 3 (Subtract): 12.5 − 3.45 = 9.5</w:t>
-      </w:r>
-    </w:p>
-    <w:p>
-      <w:pPr>
-        <w:spacing w:after="40" w:before="0"/>
-      </w:pPr>
-      <w:r>
-        <w:t xml:space="preserve">   Step 4 (Final answer): 9.5</w:t>
+        <w:t xml:space="preserve">3. Spot the Mistake — Missing Annex Zero</w:t>
+      </w:r>
+    </w:p>
+    <w:p>
+      <w:pPr>
+        <w:spacing w:after="40" w:before="0"/>
+      </w:pPr>
+      <w:r>
+        <w:t xml:space="preserve">   Step 1 (Problem): Add 8.3 + 2.45</w:t>
+      </w:r>
+    </w:p>
+    <w:p>
+      <w:pPr>
+        <w:spacing w:after="40" w:before="0"/>
+      </w:pPr>
+      <w:r>
+        <w:t xml:space="preserve">   Step 2 (Set up): Lined up the right edges so the 3 sits under the 5</w:t>
+      </w:r>
+    </w:p>
+    <w:p>
+      <w:pPr>
+        <w:spacing w:after="40" w:before="0"/>
+      </w:pPr>
+      <w:r>
+        <w:t xml:space="preserve">   Step 3 (Add): 8.3 + 2.45 = 8.75</w:t>
+      </w:r>
+    </w:p>
+    <w:p>
+      <w:pPr>
+        <w:spacing w:after="40" w:before="0"/>
+      </w:pPr>
+      <w:r>
+        <w:t xml:space="preserve">   Step 4 (Final answer): 8.75</w:t>
       </w:r>
     </w:p>
     <w:p>
@@ -715,39 +652,39 @@
           <w:b/>
           <w:bCs/>
         </w:rPr>
-        <w:t xml:space="preserve">4. Case File: A crew member's snack receipt shows $27.60 for dried fruit and $15.45 for protein bars. What is the total on the receipt?</w:t>
-      </w:r>
-    </w:p>
-    <w:p>
-      <w:pPr>
-        <w:spacing w:after="40" w:before="0"/>
-      </w:pPr>
-      <w:r>
-        <w:t xml:space="preserve">     A. $43.05</w:t>
-      </w:r>
-    </w:p>
-    <w:p>
-      <w:pPr>
-        <w:spacing w:after="40" w:before="0"/>
-      </w:pPr>
-      <w:r>
-        <w:t xml:space="preserve">     B. $42.05</w:t>
-      </w:r>
-    </w:p>
-    <w:p>
-      <w:pPr>
-        <w:spacing w:after="40" w:before="0"/>
-      </w:pPr>
-      <w:r>
-        <w:t xml:space="preserve">     C. $43.15</w:t>
-      </w:r>
-    </w:p>
-    <w:p>
-      <w:pPr>
-        <w:spacing w:after="40" w:before="0"/>
-      </w:pPr>
-      <w:r>
-        <w:t xml:space="preserve">     D. $42.95</w:t>
+        <w:t xml:space="preserve">4. A student buys items costing $4.59, $12.75, and $3.80. What is the total cost?</w:t>
+      </w:r>
+    </w:p>
+    <w:p>
+      <w:pPr>
+        <w:spacing w:after="40" w:before="0"/>
+      </w:pPr>
+      <w:r>
+        <w:t xml:space="preserve">     A. $20.14</w:t>
+      </w:r>
+    </w:p>
+    <w:p>
+      <w:pPr>
+        <w:spacing w:after="40" w:before="0"/>
+      </w:pPr>
+      <w:r>
+        <w:t xml:space="preserve">     B. $21.04</w:t>
+      </w:r>
+    </w:p>
+    <w:p>
+      <w:pPr>
+        <w:spacing w:after="40" w:before="0"/>
+      </w:pPr>
+      <w:r>
+        <w:t xml:space="preserve">     C. $21.14</w:t>
+      </w:r>
+    </w:p>
+    <w:p>
+      <w:pPr>
+        <w:spacing w:after="40" w:before="0"/>
+      </w:pPr>
+      <w:r>
+        <w:t xml:space="preserve">     D. $21.24</w:t>
       </w:r>
     </w:p>
     <w:p>
@@ -770,149 +707,39 @@
           <w:b/>
           <w:bCs/>
         </w:rPr>
-        <w:t xml:space="preserve">5. Case File: The oxygen gauge dropped from 9.6 units to a new reading after the crew used 4.75 units. How much oxygen is left?</w:t>
-      </w:r>
-    </w:p>
-    <w:p>
-      <w:pPr>
-        <w:spacing w:after="40" w:before="0"/>
-      </w:pPr>
-      <w:r>
-        <w:t xml:space="preserve">     A. 4.85</w:t>
-      </w:r>
-    </w:p>
-    <w:p>
-      <w:pPr>
-        <w:spacing w:after="40" w:before="0"/>
-      </w:pPr>
-      <w:r>
-        <w:t xml:space="preserve">     B. 5.85</w:t>
-      </w:r>
-    </w:p>
-    <w:p>
-      <w:pPr>
-        <w:spacing w:after="40" w:before="0"/>
-      </w:pPr>
-      <w:r>
-        <w:t xml:space="preserve">     C. 4.95</w:t>
-      </w:r>
-    </w:p>
-    <w:p>
-      <w:pPr>
-        <w:spacing w:after="40" w:before="0"/>
-      </w:pPr>
-      <w:r>
-        <w:t xml:space="preserve">     D. 5.15</w:t>
-      </w:r>
-    </w:p>
-    <w:p>
-      <w:pPr>
-        <w:spacing w:after="60" w:before="120"/>
-      </w:pPr>
-      <w:r>
-        <w:rPr>
-          <w:color w:val="BBBBBB"/>
-        </w:rPr>
-        <w:t xml:space="preserve">______________________________________________________________________</w:t>
-      </w:r>
-    </w:p>
-    <w:p>
-      <w:pPr>
-        <w:spacing w:after="80" w:before="0"/>
-      </w:pPr>
-      <w:r>
-        <w:rPr>
-          <w:b/>
-          <w:bCs/>
-        </w:rPr>
-        <w:t xml:space="preserve">6. Case File: A supply log started the shift with $48.00 in the station snack fund. By the end, $31.27 had been spent. How much is left in the fund?</w:t>
-      </w:r>
-    </w:p>
-    <w:p>
-      <w:pPr>
-        <w:spacing w:after="40" w:before="0"/>
-      </w:pPr>
-      <w:r>
-        <w:t xml:space="preserve">     A. $16.73</w:t>
-      </w:r>
-    </w:p>
-    <w:p>
-      <w:pPr>
-        <w:spacing w:after="40" w:before="0"/>
-      </w:pPr>
-      <w:r>
-        <w:t xml:space="preserve">     B. $17.73</w:t>
-      </w:r>
-    </w:p>
-    <w:p>
-      <w:pPr>
-        <w:spacing w:after="40" w:before="0"/>
-      </w:pPr>
-      <w:r>
-        <w:t xml:space="preserve">     C. $16.83</w:t>
-      </w:r>
-    </w:p>
-    <w:p>
-      <w:pPr>
-        <w:spacing w:after="40" w:before="0"/>
-      </w:pPr>
-      <w:r>
-        <w:t xml:space="preserve">     D. $17.27</w:t>
-      </w:r>
-    </w:p>
-    <w:p>
-      <w:pPr>
-        <w:spacing w:after="60" w:before="120"/>
-      </w:pPr>
-      <w:r>
-        <w:rPr>
-          <w:color w:val="BBBBBB"/>
-        </w:rPr>
-        <w:t xml:space="preserve">______________________________________________________________________</w:t>
-      </w:r>
-    </w:p>
-    <w:p>
-      <w:pPr>
-        <w:spacing w:after="80" w:before="0"/>
-      </w:pPr>
-      <w:r>
-        <w:rPr>
-          <w:b/>
-          <w:bCs/>
-        </w:rPr>
-        <w:t xml:space="preserve">7. Level 2 Extension — The Misaligned Receipt</w:t>
-      </w:r>
-    </w:p>
-    <w:p>
-      <w:pPr>
-        <w:spacing w:after="40" w:before="0"/>
-      </w:pPr>
-      <w:r>
-        <w:t xml:space="preserve">   Step 1 (Problem): A receipt adds a $12.40 part and a $3.75 part: 12.4 + 3.75</w:t>
-      </w:r>
-    </w:p>
-    <w:p>
-      <w:pPr>
-        <w:spacing w:after="40" w:before="0"/>
-      </w:pPr>
-      <w:r>
-        <w:t xml:space="preserve">   Step 2 (Set up): Lined up the right edges so the 4 sits under the 5</w:t>
-      </w:r>
-    </w:p>
-    <w:p>
-      <w:pPr>
-        <w:spacing w:after="40" w:before="0"/>
-      </w:pPr>
-      <w:r>
-        <w:t xml:space="preserve">   Step 3 (Add): 12.4 + 3.75 = 12.79</w:t>
-      </w:r>
-    </w:p>
-    <w:p>
-      <w:pPr>
-        <w:spacing w:after="40" w:before="0"/>
-      </w:pPr>
-      <w:r>
-        <w:t xml:space="preserve">   Step 4 (Final answer): $12.79</w:t>
+        <w:t xml:space="preserve">5. Spot the Mistake — Subtracting Without a Placeholder</w:t>
+      </w:r>
+    </w:p>
+    <w:p>
+      <w:pPr>
+        <w:spacing w:after="40" w:before="0"/>
+      </w:pPr>
+      <w:r>
+        <w:t xml:space="preserve">   Step 1 (Problem): Subtract 12.5 − 3.45</w:t>
+      </w:r>
+    </w:p>
+    <w:p>
+      <w:pPr>
+        <w:spacing w:after="40" w:before="0"/>
+      </w:pPr>
+      <w:r>
+        <w:t xml:space="preserve">   Step 2 (Set up): Left 12.5 as one decimal place instead of annexing a zero</w:t>
+      </w:r>
+    </w:p>
+    <w:p>
+      <w:pPr>
+        <w:spacing w:after="40" w:before="0"/>
+      </w:pPr>
+      <w:r>
+        <w:t xml:space="preserve">   Step 3 (Subtract): 12.5 − 3.45 = 9.5</w:t>
+      </w:r>
+    </w:p>
+    <w:p>
+      <w:pPr>
+        <w:spacing w:after="40" w:before="0"/>
+      </w:pPr>
+      <w:r>
+        <w:t xml:space="preserve">   Step 4 (Final answer): 9.5</w:t>
       </w:r>
     </w:p>
     <w:p>
@@ -969,39 +796,188 @@
           <w:b/>
           <w:bCs/>
         </w:rPr>
-        <w:t xml:space="preserve">8. Find Tasha's Mistake</w:t>
-      </w:r>
-    </w:p>
-    <w:p>
-      <w:pPr>
-        <w:spacing w:after="40" w:before="0"/>
-      </w:pPr>
-      <w:r>
-        <w:t xml:space="preserve">   Step 1 (Problem): 15.7 − 8.36</w:t>
-      </w:r>
-    </w:p>
-    <w:p>
-      <w:pPr>
-        <w:spacing w:after="40" w:before="0"/>
-      </w:pPr>
-      <w:r>
-        <w:t xml:space="preserve">   Step 2 (Set up): 15.7 − 8.36</w:t>
-      </w:r>
-    </w:p>
-    <w:p>
-      <w:pPr>
-        <w:spacing w:after="40" w:before="0"/>
-      </w:pPr>
-      <w:r>
-        <w:t xml:space="preserve">   Step 3 (Subtract): 15.7 − 8.36 = 7.41</w:t>
-      </w:r>
-    </w:p>
-    <w:p>
-      <w:pPr>
-        <w:spacing w:after="40" w:before="0"/>
-      </w:pPr>
-      <w:r>
-        <w:t xml:space="preserve">   Step 4 (Final answer): 7.41</w:t>
+        <w:t xml:space="preserve">6. Case File: A crew member's snack receipt shows $27.60 for dried fruit and $15.45 for protein bars. What is the total on the receipt?</w:t>
+      </w:r>
+    </w:p>
+    <w:p>
+      <w:pPr>
+        <w:spacing w:after="40" w:before="0"/>
+      </w:pPr>
+      <w:r>
+        <w:t xml:space="preserve">     A. $42.05</w:t>
+      </w:r>
+    </w:p>
+    <w:p>
+      <w:pPr>
+        <w:spacing w:after="40" w:before="0"/>
+      </w:pPr>
+      <w:r>
+        <w:t xml:space="preserve">     B. $42.95</w:t>
+      </w:r>
+    </w:p>
+    <w:p>
+      <w:pPr>
+        <w:spacing w:after="40" w:before="0"/>
+      </w:pPr>
+      <w:r>
+        <w:t xml:space="preserve">     C. $43.05</w:t>
+      </w:r>
+    </w:p>
+    <w:p>
+      <w:pPr>
+        <w:spacing w:after="40" w:before="0"/>
+      </w:pPr>
+      <w:r>
+        <w:t xml:space="preserve">     D. $43.15</w:t>
+      </w:r>
+    </w:p>
+    <w:p>
+      <w:pPr>
+        <w:spacing w:after="60" w:before="120"/>
+      </w:pPr>
+      <w:r>
+        <w:rPr>
+          <w:color w:val="BBBBBB"/>
+        </w:rPr>
+        <w:t xml:space="preserve">______________________________________________________________________</w:t>
+      </w:r>
+    </w:p>
+    <w:p>
+      <w:pPr>
+        <w:spacing w:after="80" w:before="0"/>
+      </w:pPr>
+      <w:r>
+        <w:rPr>
+          <w:b/>
+          <w:bCs/>
+        </w:rPr>
+        <w:t xml:space="preserve">7. Case File: The oxygen gauge dropped from 9.6 units to a new reading after the crew used 4.75 units. How much oxygen is left?</w:t>
+      </w:r>
+    </w:p>
+    <w:p>
+      <w:pPr>
+        <w:spacing w:after="40" w:before="0"/>
+      </w:pPr>
+      <w:r>
+        <w:t xml:space="preserve">     A. 4.85</w:t>
+      </w:r>
+    </w:p>
+    <w:p>
+      <w:pPr>
+        <w:spacing w:after="40" w:before="0"/>
+      </w:pPr>
+      <w:r>
+        <w:t xml:space="preserve">     B. 4.95</w:t>
+      </w:r>
+    </w:p>
+    <w:p>
+      <w:pPr>
+        <w:spacing w:after="40" w:before="0"/>
+      </w:pPr>
+      <w:r>
+        <w:t xml:space="preserve">     C. 5.15</w:t>
+      </w:r>
+    </w:p>
+    <w:p>
+      <w:pPr>
+        <w:spacing w:after="40" w:before="0"/>
+      </w:pPr>
+      <w:r>
+        <w:t xml:space="preserve">     D. 5.85</w:t>
+      </w:r>
+    </w:p>
+    <w:p>
+      <w:pPr>
+        <w:spacing w:after="60" w:before="120"/>
+      </w:pPr>
+      <w:r>
+        <w:rPr>
+          <w:color w:val="BBBBBB"/>
+        </w:rPr>
+        <w:t xml:space="preserve">______________________________________________________________________</w:t>
+      </w:r>
+    </w:p>
+    <w:p>
+      <w:pPr>
+        <w:spacing w:after="80" w:before="0"/>
+      </w:pPr>
+      <w:r>
+        <w:rPr>
+          <w:b/>
+          <w:bCs/>
+        </w:rPr>
+        <w:t xml:space="preserve">8. Case File: A supply log started the shift with $48.00 in the station snack fund. By the end, $31.27 had been spent. How much is left in the fund?</w:t>
+      </w:r>
+    </w:p>
+    <w:p>
+      <w:pPr>
+        <w:spacing w:after="40" w:before="0"/>
+      </w:pPr>
+      <w:r>
+        <w:t xml:space="preserve">     A. $16.73</w:t>
+      </w:r>
+    </w:p>
+    <w:p>
+      <w:pPr>
+        <w:spacing w:after="40" w:before="0"/>
+      </w:pPr>
+      <w:r>
+        <w:t xml:space="preserve">     B. $16.83</w:t>
+      </w:r>
+    </w:p>
+    <w:p>
+      <w:pPr>
+        <w:spacing w:after="40" w:before="0"/>
+      </w:pPr>
+      <w:r>
+        <w:t xml:space="preserve">     C. $17.27</w:t>
+      </w:r>
+    </w:p>
+    <w:p>
+      <w:pPr>
+        <w:spacing w:after="40" w:before="0"/>
+      </w:pPr>
+      <w:r>
+        <w:t xml:space="preserve">     D. $17.73</w:t>
+      </w:r>
+    </w:p>
+    <w:p>
+      <w:pPr>
+        <w:spacing w:after="60" w:before="120"/>
+      </w:pPr>
+      <w:r>
+        <w:rPr>
+          <w:color w:val="BBBBBB"/>
+        </w:rPr>
+        <w:t xml:space="preserve">______________________________________________________________________</w:t>
+      </w:r>
+    </w:p>
+    <w:p>
+      <w:pPr>
+        <w:spacing w:after="80" w:before="0"/>
+      </w:pPr>
+      <w:r>
+        <w:rPr>
+          <w:b/>
+          <w:bCs/>
+        </w:rPr>
+        <w:t xml:space="preserve">9. Fix our table's thinking</w:t>
+      </w:r>
+    </w:p>
+    <w:p>
+      <w:pPr>
+        <w:spacing w:after="40" w:before="0"/>
+      </w:pPr>
+      <w:r>
+        <w:t xml:space="preserve">   Step 1 (The problem): Case File: A supply log started the shift with $48.00 in the station snack fund. By the end, $31.27 had been spent. How much is left in the fund?</w:t>
+      </w:r>
+    </w:p>
+    <w:p>
+      <w:pPr>
+        <w:spacing w:after="40" w:before="0"/>
+      </w:pPr>
+      <w:r>
+        <w:t xml:space="preserve">   Step 2 (A classmate at our table answered): $17.73</w:t>
       </w:r>
     </w:p>
     <w:p>
@@ -1076,7 +1052,7 @@
           <w:b/>
           <w:bCs/>
         </w:rPr>
-        <w:t xml:space="preserve">1. A. 18.45</w:t>
+        <w:t xml:space="preserve">1. C. 18.45</w:t>
       </w:r>
     </w:p>
     <w:p>
@@ -1108,7 +1084,7 @@
           <w:b/>
           <w:bCs/>
         </w:rPr>
-        <w:t xml:space="preserve">2. A. 12.82</w:t>
+        <w:t xml:space="preserve">2. B. 12.82</w:t>
       </w:r>
     </w:p>
     <w:p>
@@ -1140,7 +1116,7 @@
           <w:b/>
           <w:bCs/>
         </w:rPr>
-        <w:t xml:space="preserve">3. Spot the Mistake — Subtracting Without a Placeholder</w:t>
+        <w:t xml:space="preserve">3. Spot the Mistake — Missing Annex Zero</w:t>
       </w:r>
     </w:p>
     <w:p>
@@ -1156,7 +1132,7 @@
         <w:spacing w:after="20" w:before="0"/>
       </w:pPr>
       <w:r>
-        <w:t xml:space="preserve">     Correct work: The student did not annex a zero, so the hundredths place had nothing to subtract from. Write 12.5 as 12.50, then line up the decimal points: 12.50 − 3.45. Hundredths: 0 − 5 → borrow → 10 − 5 = 5. Tenths: 4 − 4 = 0 (after borrowing). Ones: 2 − 3 → borrow → 12 − 3 = 9. Tens: 0 (after borrowing). The correct difference is 9.05.</w:t>
+        <w:t xml:space="preserve">     Correct work: The student lined up the right edges instead of the decimal points. Annex a zero so 8.3 becomes 8.30, then line up the decimal points: 8.30 + 2.45. Hundredths: 0 + 5 = 5. Tenths: 3 + 4 = 7. Ones: 8 + 2 = 10, write 0 carry 1. Tens: 1. The correct sum is 10.75.</w:t>
       </w:r>
     </w:p>
     <w:p>
@@ -1164,19 +1140,19 @@
         <w:spacing w:after="80" w:before="0"/>
       </w:pPr>
       <w:r>
-        <w:t xml:space="preserve">     Watch for: The Set up step is the problem: 12.5 was left with one decimal place while 3.45 has two, so the hundredths column had nothing to subtract from. Write 12.5 as 12.50 and subtract with the points aligned — 0 − 5 needs a borrow, giving 5 hundredths, then 4 − 4 = 0 tenths and 12 − 3 = 9 ones. The correct difference is 9.05, not 9.5.</w:t>
-      </w:r>
-    </w:p>
-    <w:p>
-      <w:pPr>
-        <w:spacing w:after="40" w:before="0"/>
-      </w:pPr>
-      <w:r>
-        <w:rPr>
-          <w:b/>
-          <w:bCs/>
-        </w:rPr>
-        <w:t xml:space="preserve">4. A. $43.05</w:t>
+        <w:t xml:space="preserve">     Watch for: The Set up step is where it breaks. Lining up the right edges puts the 3 of 8.3 (a tenth) under the 5 of 2.45 (a hundredth), so the places no longer match. Annex a zero to get 8.30, line up the decimal points, and add: 0 + 5 = 5 hundredths, 3 + 4 = 7 tenths, 8 + 2 = 10 ones, giving 10.75 — not 8.75.</w:t>
+      </w:r>
+    </w:p>
+    <w:p>
+      <w:pPr>
+        <w:spacing w:after="40" w:before="0"/>
+      </w:pPr>
+      <w:r>
+        <w:rPr>
+          <w:b/>
+          <w:bCs/>
+        </w:rPr>
+        <w:t xml:space="preserve">4. C. $21.14</w:t>
       </w:r>
     </w:p>
     <w:p>
@@ -1184,7 +1160,7 @@
         <w:spacing w:after="20" w:before="0"/>
       </w:pPr>
       <w:r>
-        <w:t xml:space="preserve">     Line up the decimal points: 27.60 + 15.45. Hundredths: 0 + 5 = 5. Tenths: 6 + 4 = 10, write 0 carry 1. Ones: 7 + 5 + 1 = 13, write 3 carry 1. Tens: 2 + 1 + 1 = 4. Total: $43.05.</w:t>
+        <w:t xml:space="preserve">     4.59 + 12.75 + 3.80 = 21.14. Line up decimal points and add column by column.</w:t>
       </w:r>
     </w:p>
     <w:p>
@@ -1208,7 +1184,7 @@
           <w:b/>
           <w:bCs/>
         </w:rPr>
-        <w:t xml:space="preserve">5. A. 4.85</w:t>
+        <w:t xml:space="preserve">5. Spot the Mistake — Subtracting Without a Placeholder</w:t>
       </w:r>
     </w:p>
     <w:p>
@@ -1216,7 +1192,43 @@
         <w:spacing w:after="20" w:before="0"/>
       </w:pPr>
       <w:r>
-        <w:t xml:space="preserve">     Annex a zero so 9.6 becomes 9.60, then subtract: 9.60 − 4.75 = 4.85 units. Borrow in the hundredths and tenths places to subtract correctly.</w:t>
+        <w:t xml:space="preserve">     The mistake is in Step 2.</w:t>
+      </w:r>
+    </w:p>
+    <w:p>
+      <w:pPr>
+        <w:spacing w:after="20" w:before="0"/>
+      </w:pPr>
+      <w:r>
+        <w:t xml:space="preserve">     Correct work: The student did not annex a zero, so the hundredths place had nothing to subtract from. Write 12.5 as 12.50, then line up the decimal points: 12.50 − 3.45. Hundredths: 0 − 5 → borrow → 10 − 5 = 5. Tenths: 4 − 4 = 0 (after borrowing). Ones: 2 − 3 → borrow → 12 − 3 = 9. Tens: 0 (after borrowing). The correct difference is 9.05.</w:t>
+      </w:r>
+    </w:p>
+    <w:p>
+      <w:pPr>
+        <w:spacing w:after="80" w:before="0"/>
+      </w:pPr>
+      <w:r>
+        <w:t xml:space="preserve">     Watch for: The Set up step is the problem: 12.5 was left with one decimal place while 3.45 has two, so the hundredths column had nothing to subtract from. Write 12.5 as 12.50 and subtract with the points aligned — 0 − 5 needs a borrow, giving 5 hundredths, then 4 − 4 = 0 tenths and 12 − 3 = 9 ones. The correct difference is 9.05, not 9.5.</w:t>
+      </w:r>
+    </w:p>
+    <w:p>
+      <w:pPr>
+        <w:spacing w:after="40" w:before="0"/>
+      </w:pPr>
+      <w:r>
+        <w:rPr>
+          <w:b/>
+          <w:bCs/>
+        </w:rPr>
+        <w:t xml:space="preserve">6. C. $43.05</w:t>
+      </w:r>
+    </w:p>
+    <w:p>
+      <w:pPr>
+        <w:spacing w:after="20" w:before="0"/>
+      </w:pPr>
+      <w:r>
+        <w:t xml:space="preserve">     Line up the decimal points: 27.60 + 15.45. Hundredths: 0 + 5 = 5. Tenths: 6 + 4 = 10, write 0 carry 1. Ones: 7 + 5 + 1 = 13, write 3 carry 1. Tens: 2 + 1 + 1 = 4. Total: $43.05.</w:t>
       </w:r>
     </w:p>
     <w:p>
@@ -1240,7 +1252,7 @@
           <w:b/>
           <w:bCs/>
         </w:rPr>
-        <w:t xml:space="preserve">6. A. $16.73</w:t>
+        <w:t xml:space="preserve">7. A. 4.85</w:t>
       </w:r>
     </w:p>
     <w:p>
@@ -1248,7 +1260,7 @@
         <w:spacing w:after="20" w:before="0"/>
       </w:pPr>
       <w:r>
-        <w:t xml:space="preserve">     Write 48.00 − 31.27 with points lined up. Hundredths: 0 − 7 → borrow → 10 − 7 = 3. Tenths: 9 − 2 = 7 (after borrowing). Ones: 7 − 1 = 6. Tens: 4 − 3 = 1. Answer: $16.73.</w:t>
+        <w:t xml:space="preserve">     Annex a zero so 9.6 becomes 9.60, then subtract: 9.60 − 4.75 = 4.85 units. Borrow in the hundredths and tenths places to subtract correctly.</w:t>
       </w:r>
     </w:p>
     <w:p>
@@ -1272,7 +1284,7 @@
           <w:b/>
           <w:bCs/>
         </w:rPr>
-        <w:t xml:space="preserve">7. Level 2 Extension — The Misaligned Receipt</w:t>
+        <w:t xml:space="preserve">8. A. $16.73</w:t>
       </w:r>
     </w:p>
     <w:p>
@@ -1280,6 +1292,38 @@
         <w:spacing w:after="20" w:before="0"/>
       </w:pPr>
       <w:r>
+        <w:t xml:space="preserve">     Write 48.00 − 31.27 with points lined up. Hundredths: 0 − 7 → borrow → 10 − 7 = 3. Tenths: 9 − 2 = 7 (after borrowing). Ones: 7 − 1 = 6. Tens: 4 − 3 = 1. Answer: $16.73.</w:t>
+      </w:r>
+    </w:p>
+    <w:p>
+      <w:pPr>
+        <w:spacing w:after="80" w:before="0"/>
+      </w:pPr>
+      <w:r>
+        <w:rPr>
+          <w:i/>
+          <w:iCs/>
+        </w:rPr>
+        <w:t xml:space="preserve">     Watch for: A common mistake in Add and Subtract Decimals is lining up the last digits (the right edges) of each number instead of lining up the decimal points — for example, adding 8.3 and 2.45 as if the 3 and the 5 belong in the same column. Before you add or subtract, add zeros so every number has the same number of decimal places (write 8.3 as 8.30), then check that the decimal points sit directly above one another.</w:t>
+      </w:r>
+    </w:p>
+    <w:p>
+      <w:pPr>
+        <w:spacing w:after="40" w:before="0"/>
+      </w:pPr>
+      <w:r>
+        <w:rPr>
+          <w:b/>
+          <w:bCs/>
+        </w:rPr>
+        <w:t xml:space="preserve">9. Fix our table's thinking</w:t>
+      </w:r>
+    </w:p>
+    <w:p>
+      <w:pPr>
+        <w:spacing w:after="20" w:before="0"/>
+      </w:pPr>
+      <w:r>
         <w:t xml:space="preserve">     The mistake is in Step 2.</w:t>
       </w:r>
     </w:p>
@@ -1288,51 +1332,7 @@
         <w:spacing w:after="20" w:before="0"/>
       </w:pPr>
       <w:r>
-        <w:t xml:space="preserve">     Correct work: The detective lined up the right edges instead of the decimal points. You must line up the decimal points and annex a zero: 12.40 + 3.75. Hundredths: 0 + 5 = 5. Tenths: 4 + 7 = 11, write 1 carry 1. Ones: 2 + 3 + 1 = 6. Tens: 1. The correct total is $16.15.</w:t>
-      </w:r>
-    </w:p>
-    <w:p>
-      <w:pPr>
-        <w:spacing w:after="80" w:before="0"/>
-      </w:pPr>
-      <w:r>
-        <w:t xml:space="preserve">     Watch for: The Set up step lines up the right edges, which puts the 4 of 12.4 (four tenths, or 40 cents) under the 5 of 3.75 (five hundredths, or 5 cents). Money makes the error visible: annex a zero for 12.40 + 3.75, add 0 + 5 = 5 hundredths, 4 + 7 = 11 tenths so write 1 and carry, then 2 + 3 + 1 = 6 ones. The correct total is $16.15, not $12.79.</w:t>
-      </w:r>
-    </w:p>
-    <w:p>
-      <w:pPr>
-        <w:spacing w:after="40" w:before="0"/>
-      </w:pPr>
-      <w:r>
-        <w:rPr>
-          <w:b/>
-          <w:bCs/>
-        </w:rPr>
-        <w:t xml:space="preserve">8. Find Tasha's Mistake</w:t>
-      </w:r>
-    </w:p>
-    <w:p>
-      <w:pPr>
-        <w:spacing w:after="20" w:before="0"/>
-      </w:pPr>
-      <w:r>
-        <w:t xml:space="preserve">     The mistake is in Step 3.</w:t>
-      </w:r>
-    </w:p>
-    <w:p>
-      <w:pPr>
-        <w:spacing w:after="20" w:before="0"/>
-      </w:pPr>
-      <w:r>
-        <w:t xml:space="preserve">     Correct work: Tasha did not write 15.7 as 15.70 before subtracting. With proper alignment: 15.70 − 8.36 = 7.34. She got 7.41 because she subtracted hundredths incorrectly without the placeholder zero.</w:t>
-      </w:r>
-    </w:p>
-    <w:p>
-      <w:pPr>
-        <w:spacing w:after="80" w:before="0"/>
-      </w:pPr>
-      <w:r>
-        <w:t xml:space="preserve">     Watch for: The Subtract step is where Tasha's answer goes wrong. She treated 15.7 as if it already had a hundredths digit, so her hundredths column was invented rather than computed. Written as 15.70 − 8.36, the hundredths need a borrow: 10 − 6 = 4, then 6 − 3 = 3 tenths and 15 − 8 = 7 ones, so the difference is 7.34, not 7.41.</w:t>
+        <w:t xml:space="preserve">     Correct work: The correct answer is $16.73. Write 48.00 − 31.27 with points lined up. Hundredths: 0 − 7 → borrow → 10 − 7 = 3. Tenths: 9 − 2 = 7 (after borrowing). Ones: 7 − 1 = 6. Tens: 4 − 3 = 1. Answer: $16.73.</w:t>
       </w:r>
     </w:p>
     <w:sectPr>
@@ -1521,7 +1521,14 @@
 <file path=word/styles.xml><?xml version="1.0" encoding="utf-8"?>
 <w:styles xmlns:mc="http://schemas.openxmlformats.org/markup-compatibility/2006" xmlns:r="http://schemas.openxmlformats.org/officeDocument/2006/relationships" xmlns:w="http://schemas.openxmlformats.org/wordprocessingml/2006/main" xmlns:w14="http://schemas.microsoft.com/office/word/2010/wordml" xmlns:w15="http://schemas.microsoft.com/office/word/2012/wordml" mc:Ignorable="w14 w15">
   <w:docDefaults>
-    <w:rPrDefault/>
+    <w:rPrDefault>
+      <w:rPr>
+        <w:rFonts w:ascii="Arial" w:cs="Arial" w:eastAsia="Arial" w:hAnsi="Arial"/>
+        <w:sz w:val="22"/>
+        <w:szCs w:val="22"/>
+        <w:lang w:val="en-US"/>
+      </w:rPr>
+    </w:rPrDefault>
     <w:pPrDefault/>
   </w:docDefaults>
   <w:style w:type="paragraph" w:styleId="Title">
@@ -1539,10 +1546,16 @@
     <w:basedOn w:val="Normal"/>
     <w:next w:val="Normal"/>
     <w:qFormat/>
+    <w:pPr>
+      <w:keepNext/>
+    </w:pPr>
     <w:rPr>
-      <w:color w:val="2E74B5"/>
-      <w:sz w:val="32"/>
-      <w:szCs w:val="32"/>
+      <w:rFonts w:ascii="Arial" w:cs="Arial" w:eastAsia="Arial" w:hAnsi="Arial"/>
+      <w:b/>
+      <w:bCs/>
+      <w:color w:val="183E56"/>
+      <w:sz w:val="34"/>
+      <w:szCs w:val="34"/>
     </w:rPr>
   </w:style>
   <w:style w:type="paragraph" w:styleId="Heading2">
@@ -1550,8 +1563,14 @@
     <w:basedOn w:val="Normal"/>
     <w:next w:val="Normal"/>
     <w:qFormat/>
+    <w:pPr>
+      <w:keepNext/>
+    </w:pPr>
     <w:rPr>
-      <w:color w:val="2E74B5"/>
+      <w:rFonts w:ascii="Arial" w:cs="Arial" w:eastAsia="Arial" w:hAnsi="Arial"/>
+      <w:b/>
+      <w:bCs/>
+      <w:color w:val="176B70"/>
       <w:sz w:val="26"/>
       <w:szCs w:val="26"/>
     </w:rPr>

--- a/lessons/2-11-group1/homework.docx
+++ b/lessons/2-11-group1/homework.docx
@@ -1025,316 +1025,6 @@
         <w:t xml:space="preserve">______________________________________________________________________</w:t>
       </w:r>
     </w:p>
-    <w:p>
-      <w:r>
-        <w:br w:type="page"/>
-      </w:r>
-    </w:p>
-    <w:p>
-      <w:pPr>
-        <w:pStyle w:val="Heading1"/>
-        <w:spacing w:after="120"/>
-      </w:pPr>
-      <w:r>
-        <w:rPr>
-          <w:b/>
-          <w:bCs/>
-        </w:rPr>
-        <w:t xml:space="preserve">Answer Key (Teacher)</w:t>
-      </w:r>
-    </w:p>
-    <w:p>
-      <w:pPr>
-        <w:spacing w:after="40" w:before="0"/>
-      </w:pPr>
-      <w:r>
-        <w:rPr>
-          <w:b/>
-          <w:bCs/>
-        </w:rPr>
-        <w:t xml:space="preserve">1. C. 18.45</w:t>
-      </w:r>
-    </w:p>
-    <w:p>
-      <w:pPr>
-        <w:spacing w:after="20" w:before="0"/>
-      </w:pPr>
-      <w:r>
-        <w:t xml:space="preserve">     Line up decimals: 14.60 + 3.85. Hundredths: 0 + 5 = 5. Tenths: 6 + 8 = 14, write 4 carry 1. Ones: 4 + 3 + 1 = 8. Tens: 1. Answer: 18.45.</w:t>
-      </w:r>
-    </w:p>
-    <w:p>
-      <w:pPr>
-        <w:spacing w:after="80" w:before="0"/>
-      </w:pPr>
-      <w:r>
-        <w:rPr>
-          <w:i/>
-          <w:iCs/>
-        </w:rPr>
-        <w:t xml:space="preserve">     Watch for: A common mistake in Add and Subtract Decimals is lining up the last digits (the right edges) of each number instead of lining up the decimal points — for example, adding 8.3 and 2.45 as if the 3 and the 5 belong in the same column. Before you add or subtract, add zeros so every number has the same number of decimal places (write 8.3 as 8.30), then check that the decimal points sit directly above one another.</w:t>
-      </w:r>
-    </w:p>
-    <w:p>
-      <w:pPr>
-        <w:spacing w:after="40" w:before="0"/>
-      </w:pPr>
-      <w:r>
-        <w:rPr>
-          <w:b/>
-          <w:bCs/>
-        </w:rPr>
-        <w:t xml:space="preserve">2. B. 12.82</w:t>
-      </w:r>
-    </w:p>
-    <w:p>
-      <w:pPr>
-        <w:spacing w:after="20" w:before="0"/>
-      </w:pPr>
-      <w:r>
-        <w:t xml:space="preserve">     Rewrite as 20.30 − 7.48. Annex a zero so both have two decimal places. Work carefully with borrowing: 20.30 − 7.48 = 12.82.</w:t>
-      </w:r>
-    </w:p>
-    <w:p>
-      <w:pPr>
-        <w:spacing w:after="80" w:before="0"/>
-      </w:pPr>
-      <w:r>
-        <w:rPr>
-          <w:i/>
-          <w:iCs/>
-        </w:rPr>
-        <w:t xml:space="preserve">     Watch for: A common mistake in Add and Subtract Decimals is lining up the last digits (the right edges) of each number instead of lining up the decimal points — for example, adding 8.3 and 2.45 as if the 3 and the 5 belong in the same column. Before you add or subtract, add zeros so every number has the same number of decimal places (write 8.3 as 8.30), then check that the decimal points sit directly above one another.</w:t>
-      </w:r>
-    </w:p>
-    <w:p>
-      <w:pPr>
-        <w:spacing w:after="40" w:before="0"/>
-      </w:pPr>
-      <w:r>
-        <w:rPr>
-          <w:b/>
-          <w:bCs/>
-        </w:rPr>
-        <w:t xml:space="preserve">3. Spot the Mistake — Missing Annex Zero</w:t>
-      </w:r>
-    </w:p>
-    <w:p>
-      <w:pPr>
-        <w:spacing w:after="20" w:before="0"/>
-      </w:pPr>
-      <w:r>
-        <w:t xml:space="preserve">     The mistake is in Step 2.</w:t>
-      </w:r>
-    </w:p>
-    <w:p>
-      <w:pPr>
-        <w:spacing w:after="20" w:before="0"/>
-      </w:pPr>
-      <w:r>
-        <w:t xml:space="preserve">     Correct work: The student lined up the right edges instead of the decimal points. Annex a zero so 8.3 becomes 8.30, then line up the decimal points: 8.30 + 2.45. Hundredths: 0 + 5 = 5. Tenths: 3 + 4 = 7. Ones: 8 + 2 = 10, write 0 carry 1. Tens: 1. The correct sum is 10.75.</w:t>
-      </w:r>
-    </w:p>
-    <w:p>
-      <w:pPr>
-        <w:spacing w:after="80" w:before="0"/>
-      </w:pPr>
-      <w:r>
-        <w:t xml:space="preserve">     Watch for: The Set up step is where it breaks. Lining up the right edges puts the 3 of 8.3 (a tenth) under the 5 of 2.45 (a hundredth), so the places no longer match. Annex a zero to get 8.30, line up the decimal points, and add: 0 + 5 = 5 hundredths, 3 + 4 = 7 tenths, 8 + 2 = 10 ones, giving 10.75 — not 8.75.</w:t>
-      </w:r>
-    </w:p>
-    <w:p>
-      <w:pPr>
-        <w:spacing w:after="40" w:before="0"/>
-      </w:pPr>
-      <w:r>
-        <w:rPr>
-          <w:b/>
-          <w:bCs/>
-        </w:rPr>
-        <w:t xml:space="preserve">4. C. $21.14</w:t>
-      </w:r>
-    </w:p>
-    <w:p>
-      <w:pPr>
-        <w:spacing w:after="20" w:before="0"/>
-      </w:pPr>
-      <w:r>
-        <w:t xml:space="preserve">     4.59 + 12.75 + 3.80 = 21.14. Line up decimal points and add column by column.</w:t>
-      </w:r>
-    </w:p>
-    <w:p>
-      <w:pPr>
-        <w:spacing w:after="80" w:before="0"/>
-      </w:pPr>
-      <w:r>
-        <w:rPr>
-          <w:i/>
-          <w:iCs/>
-        </w:rPr>
-        <w:t xml:space="preserve">     Watch for: A common mistake in Add and Subtract Decimals is lining up the last digits (the right edges) of each number instead of lining up the decimal points — for example, adding 8.3 and 2.45 as if the 3 and the 5 belong in the same column. Before you add or subtract, add zeros so every number has the same number of decimal places (write 8.3 as 8.30), then check that the decimal points sit directly above one another.</w:t>
-      </w:r>
-    </w:p>
-    <w:p>
-      <w:pPr>
-        <w:spacing w:after="40" w:before="0"/>
-      </w:pPr>
-      <w:r>
-        <w:rPr>
-          <w:b/>
-          <w:bCs/>
-        </w:rPr>
-        <w:t xml:space="preserve">5. Spot the Mistake — Subtracting Without a Placeholder</w:t>
-      </w:r>
-    </w:p>
-    <w:p>
-      <w:pPr>
-        <w:spacing w:after="20" w:before="0"/>
-      </w:pPr>
-      <w:r>
-        <w:t xml:space="preserve">     The mistake is in Step 2.</w:t>
-      </w:r>
-    </w:p>
-    <w:p>
-      <w:pPr>
-        <w:spacing w:after="20" w:before="0"/>
-      </w:pPr>
-      <w:r>
-        <w:t xml:space="preserve">     Correct work: The student did not annex a zero, so the hundredths place had nothing to subtract from. Write 12.5 as 12.50, then line up the decimal points: 12.50 − 3.45. Hundredths: 0 − 5 → borrow → 10 − 5 = 5. Tenths: 4 − 4 = 0 (after borrowing). Ones: 2 − 3 → borrow → 12 − 3 = 9. Tens: 0 (after borrowing). The correct difference is 9.05.</w:t>
-      </w:r>
-    </w:p>
-    <w:p>
-      <w:pPr>
-        <w:spacing w:after="80" w:before="0"/>
-      </w:pPr>
-      <w:r>
-        <w:t xml:space="preserve">     Watch for: The Set up step is the problem: 12.5 was left with one decimal place while 3.45 has two, so the hundredths column had nothing to subtract from. Write 12.5 as 12.50 and subtract with the points aligned — 0 − 5 needs a borrow, giving 5 hundredths, then 4 − 4 = 0 tenths and 12 − 3 = 9 ones. The correct difference is 9.05, not 9.5.</w:t>
-      </w:r>
-    </w:p>
-    <w:p>
-      <w:pPr>
-        <w:spacing w:after="40" w:before="0"/>
-      </w:pPr>
-      <w:r>
-        <w:rPr>
-          <w:b/>
-          <w:bCs/>
-        </w:rPr>
-        <w:t xml:space="preserve">6. C. $43.05</w:t>
-      </w:r>
-    </w:p>
-    <w:p>
-      <w:pPr>
-        <w:spacing w:after="20" w:before="0"/>
-      </w:pPr>
-      <w:r>
-        <w:t xml:space="preserve">     Line up the decimal points: 27.60 + 15.45. Hundredths: 0 + 5 = 5. Tenths: 6 + 4 = 10, write 0 carry 1. Ones: 7 + 5 + 1 = 13, write 3 carry 1. Tens: 2 + 1 + 1 = 4. Total: $43.05.</w:t>
-      </w:r>
-    </w:p>
-    <w:p>
-      <w:pPr>
-        <w:spacing w:after="80" w:before="0"/>
-      </w:pPr>
-      <w:r>
-        <w:rPr>
-          <w:i/>
-          <w:iCs/>
-        </w:rPr>
-        <w:t xml:space="preserve">     Watch for: A common mistake in Add and Subtract Decimals is lining up the last digits (the right edges) of each number instead of lining up the decimal points — for example, adding 8.3 and 2.45 as if the 3 and the 5 belong in the same column. Before you add or subtract, add zeros so every number has the same number of decimal places (write 8.3 as 8.30), then check that the decimal points sit directly above one another.</w:t>
-      </w:r>
-    </w:p>
-    <w:p>
-      <w:pPr>
-        <w:spacing w:after="40" w:before="0"/>
-      </w:pPr>
-      <w:r>
-        <w:rPr>
-          <w:b/>
-          <w:bCs/>
-        </w:rPr>
-        <w:t xml:space="preserve">7. A. 4.85</w:t>
-      </w:r>
-    </w:p>
-    <w:p>
-      <w:pPr>
-        <w:spacing w:after="20" w:before="0"/>
-      </w:pPr>
-      <w:r>
-        <w:t xml:space="preserve">     Annex a zero so 9.6 becomes 9.60, then subtract: 9.60 − 4.75 = 4.85 units. Borrow in the hundredths and tenths places to subtract correctly.</w:t>
-      </w:r>
-    </w:p>
-    <w:p>
-      <w:pPr>
-        <w:spacing w:after="80" w:before="0"/>
-      </w:pPr>
-      <w:r>
-        <w:rPr>
-          <w:i/>
-          <w:iCs/>
-        </w:rPr>
-        <w:t xml:space="preserve">     Watch for: A common mistake in Add and Subtract Decimals is lining up the last digits (the right edges) of each number instead of lining up the decimal points — for example, adding 8.3 and 2.45 as if the 3 and the 5 belong in the same column. Before you add or subtract, add zeros so every number has the same number of decimal places (write 8.3 as 8.30), then check that the decimal points sit directly above one another.</w:t>
-      </w:r>
-    </w:p>
-    <w:p>
-      <w:pPr>
-        <w:spacing w:after="40" w:before="0"/>
-      </w:pPr>
-      <w:r>
-        <w:rPr>
-          <w:b/>
-          <w:bCs/>
-        </w:rPr>
-        <w:t xml:space="preserve">8. A. $16.73</w:t>
-      </w:r>
-    </w:p>
-    <w:p>
-      <w:pPr>
-        <w:spacing w:after="20" w:before="0"/>
-      </w:pPr>
-      <w:r>
-        <w:t xml:space="preserve">     Write 48.00 − 31.27 with points lined up. Hundredths: 0 − 7 → borrow → 10 − 7 = 3. Tenths: 9 − 2 = 7 (after borrowing). Ones: 7 − 1 = 6. Tens: 4 − 3 = 1. Answer: $16.73.</w:t>
-      </w:r>
-    </w:p>
-    <w:p>
-      <w:pPr>
-        <w:spacing w:after="80" w:before="0"/>
-      </w:pPr>
-      <w:r>
-        <w:rPr>
-          <w:i/>
-          <w:iCs/>
-        </w:rPr>
-        <w:t xml:space="preserve">     Watch for: A common mistake in Add and Subtract Decimals is lining up the last digits (the right edges) of each number instead of lining up the decimal points — for example, adding 8.3 and 2.45 as if the 3 and the 5 belong in the same column. Before you add or subtract, add zeros so every number has the same number of decimal places (write 8.3 as 8.30), then check that the decimal points sit directly above one another.</w:t>
-      </w:r>
-    </w:p>
-    <w:p>
-      <w:pPr>
-        <w:spacing w:after="40" w:before="0"/>
-      </w:pPr>
-      <w:r>
-        <w:rPr>
-          <w:b/>
-          <w:bCs/>
-        </w:rPr>
-        <w:t xml:space="preserve">9. Fix our table's thinking</w:t>
-      </w:r>
-    </w:p>
-    <w:p>
-      <w:pPr>
-        <w:spacing w:after="20" w:before="0"/>
-      </w:pPr>
-      <w:r>
-        <w:t xml:space="preserve">     The mistake is in Step 2.</w:t>
-      </w:r>
-    </w:p>
-    <w:p>
-      <w:pPr>
-        <w:spacing w:after="20" w:before="0"/>
-      </w:pPr>
-      <w:r>
-        <w:t xml:space="preserve">     Correct work: The correct answer is $16.73. Write 48.00 − 31.27 with points lined up. Hundredths: 0 − 7 → borrow → 10 − 7 = 3. Tenths: 9 − 2 = 7 (after borrowing). Ones: 7 − 1 = 6. Tens: 4 − 3 = 1. Answer: $16.73.</w:t>
-      </w:r>
-    </w:p>
     <w:sectPr>
       <w:pgSz w:w="11906" w:h="16838" w:orient="portrait"/>
       <w:pgMar w:top="720" w:right="900" w:bottom="720" w:left="900" w:header="708" w:footer="708" w:gutter="0"/>
